--- a/微机原理实验备考/微机原理实验题目.docx
+++ b/微机原理实验备考/微机原理实验题目.docx
@@ -192,6 +192,7 @@
     <w:p>
       <w:pPr>
         <w:numPr>
+          <w:ilvl w:val="0"/>
           <w:numId w:val="0"/>
         </w:numPr>
         <w:rPr>
@@ -832,19 +833,21 @@
       <w:pPr>
         <w:widowControl w:val="0"/>
         <w:numPr>
-          <w:numId w:val="0"/>
-        </w:numPr>
-        <w:jc w:val="both"/>
-        <w:rPr>
-          <w:rFonts w:hint="eastAsia"/>
-          <w:lang w:val="en-US" w:eastAsia="zh-CN"/>
-        </w:rPr>
-      </w:pPr>
-    </w:p>
-    <w:p>
-      <w:pPr>
-        <w:widowControl w:val="0"/>
-        <w:numPr>
+          <w:ilvl w:val="0"/>
+          <w:numId w:val="0"/>
+        </w:numPr>
+        <w:jc w:val="both"/>
+        <w:rPr>
+          <w:rFonts w:hint="eastAsia"/>
+          <w:lang w:val="en-US" w:eastAsia="zh-CN"/>
+        </w:rPr>
+      </w:pPr>
+    </w:p>
+    <w:p>
+      <w:pPr>
+        <w:widowControl w:val="0"/>
+        <w:numPr>
+          <w:ilvl w:val="0"/>
           <w:numId w:val="0"/>
         </w:numPr>
         <w:jc w:val="both"/>
@@ -1046,6 +1049,7 @@
     <w:p>
       <w:pPr>
         <w:numPr>
+          <w:ilvl w:val="0"/>
           <w:numId w:val="0"/>
         </w:numPr>
         <w:ind w:leftChars="0"/>
@@ -1093,6 +1097,7 @@
     <w:p>
       <w:pPr>
         <w:numPr>
+          <w:ilvl w:val="0"/>
           <w:numId w:val="0"/>
         </w:numPr>
         <w:ind w:leftChars="0"/>
@@ -1188,6 +1193,7 @@
     <w:p>
       <w:pPr>
         <w:numPr>
+          <w:ilvl w:val="0"/>
           <w:numId w:val="0"/>
         </w:numPr>
         <w:rPr>
@@ -1206,6 +1212,7 @@
     <w:p>
       <w:pPr>
         <w:numPr>
+          <w:ilvl w:val="0"/>
           <w:numId w:val="0"/>
         </w:numPr>
         <w:rPr>
@@ -1239,6 +1246,7 @@
     <w:p>
       <w:pPr>
         <w:numPr>
+          <w:ilvl w:val="0"/>
           <w:numId w:val="0"/>
         </w:numPr>
         <w:rPr>
@@ -1346,593 +1354,969 @@
       <w:pPr>
         <w:widowControl w:val="0"/>
         <w:numPr>
-          <w:numId w:val="0"/>
-        </w:numPr>
-        <w:tabs>
-          <w:tab w:val="left" w:pos="312"/>
-        </w:tabs>
-        <w:jc w:val="both"/>
-        <w:rPr>
-          <w:rFonts w:hint="default"/>
-          <w:lang w:val="en-US" w:eastAsia="zh-CN"/>
-        </w:rPr>
-      </w:pPr>
-    </w:p>
-    <w:p>
-      <w:pPr>
-        <w:widowControl w:val="0"/>
-        <w:numPr>
-          <w:numId w:val="0"/>
-        </w:numPr>
-        <w:tabs>
-          <w:tab w:val="left" w:pos="312"/>
-        </w:tabs>
-        <w:jc w:val="both"/>
-        <w:rPr>
-          <w:rFonts w:hint="default"/>
-          <w:lang w:val="en-US" w:eastAsia="zh-CN"/>
-        </w:rPr>
-      </w:pPr>
-    </w:p>
-    <w:p>
-      <w:pPr>
-        <w:widowControl w:val="0"/>
-        <w:numPr>
-          <w:numId w:val="0"/>
-        </w:numPr>
-        <w:tabs>
-          <w:tab w:val="left" w:pos="312"/>
-        </w:tabs>
-        <w:jc w:val="both"/>
-        <w:rPr>
-          <w:rFonts w:hint="default"/>
-          <w:lang w:val="en-US" w:eastAsia="zh-CN"/>
-        </w:rPr>
-      </w:pPr>
-    </w:p>
-    <w:p>
-      <w:pPr>
-        <w:widowControl w:val="0"/>
-        <w:numPr>
-          <w:numId w:val="0"/>
-        </w:numPr>
-        <w:tabs>
-          <w:tab w:val="left" w:pos="312"/>
-        </w:tabs>
-        <w:jc w:val="both"/>
-        <w:rPr>
-          <w:rFonts w:hint="default"/>
-          <w:lang w:val="en-US" w:eastAsia="zh-CN"/>
-        </w:rPr>
-      </w:pPr>
-    </w:p>
-    <w:p>
-      <w:pPr>
-        <w:widowControl w:val="0"/>
-        <w:numPr>
-          <w:numId w:val="0"/>
-        </w:numPr>
-        <w:tabs>
-          <w:tab w:val="left" w:pos="312"/>
-        </w:tabs>
-        <w:jc w:val="both"/>
-        <w:rPr>
-          <w:rFonts w:hint="default"/>
-          <w:lang w:val="en-US" w:eastAsia="zh-CN"/>
-        </w:rPr>
-      </w:pPr>
-    </w:p>
-    <w:p>
-      <w:pPr>
-        <w:widowControl w:val="0"/>
-        <w:numPr>
-          <w:numId w:val="0"/>
-        </w:numPr>
-        <w:tabs>
-          <w:tab w:val="left" w:pos="312"/>
-        </w:tabs>
-        <w:jc w:val="both"/>
-        <w:rPr>
-          <w:rFonts w:hint="default"/>
-          <w:lang w:val="en-US" w:eastAsia="zh-CN"/>
-        </w:rPr>
-      </w:pPr>
-      <w:r>
-        <w:rPr>
-          <w:rFonts w:hint="eastAsia"/>
-          <w:lang w:val="en-US" w:eastAsia="zh-CN"/>
-        </w:rPr>
-        <w:t>1.将微机原理实验题目pdf转为md</w:t>
-      </w:r>
-    </w:p>
-    <w:p>
-      <w:pPr>
-        <w:widowControl w:val="0"/>
-        <w:numPr>
-          <w:numId w:val="0"/>
-        </w:numPr>
-        <w:tabs>
-          <w:tab w:val="left" w:pos="312"/>
-        </w:tabs>
-        <w:jc w:val="both"/>
-        <w:rPr>
-          <w:rFonts w:hint="eastAsia"/>
-          <w:lang w:val="en-US" w:eastAsia="zh-CN"/>
-        </w:rPr>
-      </w:pPr>
-      <w:r>
-        <w:rPr>
-          <w:rFonts w:hint="eastAsia"/>
-          <w:lang w:val="en-US" w:eastAsia="zh-CN"/>
-        </w:rPr>
-        <w:t>2.结合12个test内容（和题目的题号一一对应的），写一个md备考文档总结包含以下等内容：</w:t>
-      </w:r>
-      <w:r>
-        <w:rPr>
-          <w:rFonts w:hint="eastAsia"/>
-          <w:lang w:val="en-US" w:eastAsia="zh-CN"/>
-        </w:rPr>
-        <w:br w:type="textWrapping"/>
-      </w:r>
-      <w:r>
-        <w:rPr>
-          <w:rFonts w:hint="eastAsia"/>
-          <w:lang w:val="en-US" w:eastAsia="zh-CN"/>
-        </w:rPr>
-        <w:t>12个题目的概述（考查到的内容）（简单提一下）表格形式</w:t>
-      </w:r>
-      <w:r>
-        <w:rPr>
-          <w:rFonts w:hint="eastAsia"/>
-          <w:lang w:val="en-US" w:eastAsia="zh-CN"/>
-        </w:rPr>
-        <w:br w:type="textWrapping"/>
-      </w:r>
-      <w:r>
-        <w:rPr>
-          <w:rFonts w:hint="eastAsia"/>
-          <w:lang w:val="en-US" w:eastAsia="zh-CN"/>
-        </w:rPr>
-        <w:t>（以下顺序可以适当排列一下）</w:t>
-      </w:r>
-    </w:p>
-    <w:p>
-      <w:pPr>
-        <w:widowControl w:val="0"/>
-        <w:numPr>
-          <w:numId w:val="0"/>
-        </w:numPr>
-        <w:tabs>
-          <w:tab w:val="left" w:pos="312"/>
-        </w:tabs>
-        <w:jc w:val="both"/>
-        <w:rPr>
-          <w:rFonts w:hint="default"/>
-          <w:lang w:val="en-US" w:eastAsia="zh-CN"/>
-        </w:rPr>
-      </w:pPr>
-      <w:r>
-        <w:rPr>
-          <w:rFonts w:hint="eastAsia"/>
-          <w:lang w:val="en-US" w:eastAsia="zh-CN"/>
-        </w:rPr>
-        <w:t>头文件 地址宏定义</w:t>
-      </w:r>
-    </w:p>
-    <w:p>
-      <w:pPr>
-        <w:widowControl w:val="0"/>
-        <w:numPr>
-          <w:numId w:val="0"/>
-        </w:numPr>
-        <w:tabs>
-          <w:tab w:val="left" w:pos="312"/>
-        </w:tabs>
-        <w:jc w:val="both"/>
-        <w:rPr>
-          <w:rFonts w:hint="default"/>
-          <w:lang w:val="en-US" w:eastAsia="zh-CN"/>
-        </w:rPr>
-      </w:pPr>
-      <w:r>
-        <w:rPr>
-          <w:rFonts w:hint="eastAsia"/>
-          <w:lang w:val="en-US" w:eastAsia="zh-CN"/>
-        </w:rPr>
-        <w:t>数码管表包括segtablehex，poscode，segcode，负号的段码0xbf等</w:t>
-      </w:r>
-    </w:p>
-    <w:p>
-      <w:pPr>
-        <w:widowControl w:val="0"/>
-        <w:numPr>
-          <w:numId w:val="0"/>
-        </w:numPr>
-        <w:tabs>
-          <w:tab w:val="left" w:pos="312"/>
-        </w:tabs>
-        <w:jc w:val="both"/>
-        <w:rPr>
-          <w:rFonts w:hint="eastAsia"/>
-          <w:lang w:val="en-US" w:eastAsia="zh-CN"/>
-        </w:rPr>
-      </w:pPr>
-      <w:r>
-        <w:rPr>
-          <w:rFonts w:hint="eastAsia"/>
-          <w:lang w:val="en-US" w:eastAsia="zh-CN"/>
-        </w:rPr>
-        <w:t>各个button掩码对应的值</w:t>
-      </w:r>
-    </w:p>
-    <w:p>
-      <w:pPr>
-        <w:widowControl w:val="0"/>
-        <w:numPr>
-          <w:numId w:val="0"/>
-        </w:numPr>
-        <w:tabs>
-          <w:tab w:val="left" w:pos="312"/>
-        </w:tabs>
-        <w:jc w:val="both"/>
-        <w:rPr>
-          <w:rFonts w:hint="eastAsia"/>
-          <w:lang w:val="en-US" w:eastAsia="zh-CN"/>
-        </w:rPr>
-      </w:pPr>
-      <w:r>
-        <w:rPr>
-          <w:rFonts w:hint="eastAsia"/>
-          <w:lang w:val="en-US" w:eastAsia="zh-CN"/>
-        </w:rPr>
-        <w:t>中断掩码</w:t>
-      </w:r>
-    </w:p>
-    <w:p>
-      <w:pPr>
-        <w:widowControl w:val="0"/>
-        <w:numPr>
-          <w:numId w:val="0"/>
-        </w:numPr>
-        <w:tabs>
-          <w:tab w:val="left" w:pos="312"/>
-        </w:tabs>
-        <w:jc w:val="both"/>
-        <w:rPr>
-          <w:rFonts w:hint="default"/>
-          <w:lang w:val="en-US" w:eastAsia="zh-CN"/>
-        </w:rPr>
-      </w:pPr>
-      <w:r>
-        <w:rPr>
-          <w:rFonts w:hint="eastAsia"/>
-          <w:lang w:val="en-US" w:eastAsia="zh-CN"/>
-        </w:rPr>
-        <w:t>定时器掩码</w:t>
-      </w:r>
-    </w:p>
-    <w:p>
-      <w:pPr>
-        <w:widowControl w:val="0"/>
-        <w:numPr>
-          <w:ilvl w:val="0"/>
-          <w:numId w:val="0"/>
-        </w:numPr>
-        <w:tabs>
-          <w:tab w:val="left" w:pos="312"/>
-        </w:tabs>
-        <w:jc w:val="both"/>
-        <w:rPr>
-          <w:rFonts w:hint="eastAsia"/>
-          <w:lang w:val="en-US" w:eastAsia="zh-CN"/>
-        </w:rPr>
-      </w:pPr>
-      <w:r>
-        <w:rPr>
-          <w:rFonts w:hint="eastAsia"/>
-          <w:lang w:val="en-US" w:eastAsia="zh-CN"/>
-        </w:rPr>
-        <w:t>两个定时器的使用</w:t>
-      </w:r>
-      <w:r>
-        <w:rPr>
-          <w:rFonts w:hint="eastAsia"/>
-          <w:lang w:val="en-US" w:eastAsia="zh-CN"/>
-        </w:rPr>
-        <w:br w:type="textWrapping"/>
-      </w:r>
-      <w:r>
-        <w:rPr>
-          <w:rFonts w:hint="eastAsia"/>
-          <w:lang w:val="en-US" w:eastAsia="zh-CN"/>
-        </w:rPr>
-        <w:t>变量类型说明</w:t>
-      </w:r>
-    </w:p>
-    <w:p>
-      <w:pPr>
-        <w:widowControl w:val="0"/>
-        <w:numPr>
-          <w:ilvl w:val="0"/>
-          <w:numId w:val="0"/>
-        </w:numPr>
-        <w:tabs>
-          <w:tab w:val="left" w:pos="312"/>
-        </w:tabs>
-        <w:jc w:val="both"/>
-        <w:rPr>
-          <w:rFonts w:hint="default"/>
-          <w:lang w:val="en-US" w:eastAsia="zh-CN"/>
-        </w:rPr>
-      </w:pPr>
-      <w:r>
-        <w:rPr>
-          <w:rFonts w:hint="eastAsia"/>
-          <w:lang w:val="en-US" w:eastAsia="zh-CN"/>
-        </w:rPr>
-        <w:t>普通中断的实现框架</w:t>
-      </w:r>
-    </w:p>
-    <w:p>
-      <w:pPr>
-        <w:widowControl w:val="0"/>
-        <w:numPr>
-          <w:numId w:val="0"/>
-        </w:numPr>
-        <w:tabs>
-          <w:tab w:val="left" w:pos="312"/>
-        </w:tabs>
-        <w:jc w:val="both"/>
-        <w:rPr>
-          <w:rFonts w:hint="default"/>
-          <w:lang w:val="en-US" w:eastAsia="zh-CN"/>
-        </w:rPr>
-      </w:pPr>
-      <w:r>
-        <w:rPr>
-          <w:rFonts w:hint="eastAsia"/>
-          <w:lang w:val="en-US" w:eastAsia="zh-CN"/>
-        </w:rPr>
-        <w:t>等</w:t>
-      </w:r>
-    </w:p>
-    <w:p>
-      <w:pPr>
-        <w:widowControl w:val="0"/>
-        <w:numPr>
-          <w:numId w:val="0"/>
-        </w:numPr>
-        <w:tabs>
-          <w:tab w:val="left" w:pos="312"/>
-        </w:tabs>
-        <w:jc w:val="both"/>
-        <w:rPr>
-          <w:rFonts w:hint="eastAsia"/>
-          <w:lang w:val="en-US" w:eastAsia="zh-CN"/>
-        </w:rPr>
-      </w:pPr>
-    </w:p>
-    <w:p>
-      <w:pPr>
-        <w:widowControl w:val="0"/>
-        <w:numPr>
-          <w:ilvl w:val="0"/>
-          <w:numId w:val="0"/>
-        </w:numPr>
-        <w:tabs>
-          <w:tab w:val="left" w:pos="312"/>
-        </w:tabs>
-        <w:jc w:val="both"/>
-        <w:rPr>
-          <w:rFonts w:hint="eastAsia"/>
-          <w:lang w:val="en-US" w:eastAsia="zh-CN"/>
-        </w:rPr>
-      </w:pPr>
-      <w:r>
-        <w:rPr>
-          <w:rFonts w:hint="eastAsia"/>
-          <w:lang w:val="en-US" w:eastAsia="zh-CN"/>
-        </w:rPr>
-        <w:t>代码逻辑总结：</w:t>
-      </w:r>
-    </w:p>
-    <w:p>
-      <w:pPr>
-        <w:widowControl w:val="0"/>
-        <w:numPr>
-          <w:numId w:val="0"/>
-        </w:numPr>
-        <w:tabs>
-          <w:tab w:val="left" w:pos="312"/>
-        </w:tabs>
-        <w:jc w:val="both"/>
-        <w:rPr>
-          <w:rFonts w:hint="eastAsia"/>
-          <w:lang w:val="en-US" w:eastAsia="zh-CN"/>
-        </w:rPr>
-      </w:pPr>
-      <w:r>
-        <w:rPr>
-          <w:rFonts w:hint="eastAsia"/>
-          <w:lang w:val="en-US" w:eastAsia="zh-CN"/>
-        </w:rPr>
-        <w:t>a二进制显示</w:t>
-      </w:r>
-    </w:p>
-    <w:p>
-      <w:pPr>
-        <w:widowControl w:val="0"/>
-        <w:numPr>
-          <w:numId w:val="0"/>
-        </w:numPr>
-        <w:tabs>
-          <w:tab w:val="left" w:pos="312"/>
-        </w:tabs>
-        <w:jc w:val="both"/>
-        <w:rPr>
-          <w:rFonts w:hint="eastAsia"/>
-          <w:lang w:val="en-US" w:eastAsia="zh-CN"/>
-        </w:rPr>
-      </w:pPr>
-      <w:r>
-        <w:rPr>
-          <w:rFonts w:hint="eastAsia"/>
-          <w:lang w:val="en-US" w:eastAsia="zh-CN"/>
-        </w:rPr>
-        <w:t>b十六进制显示（和segtablehex对应）</w:t>
-      </w:r>
-    </w:p>
-    <w:p>
-      <w:pPr>
-        <w:widowControl w:val="0"/>
-        <w:numPr>
-          <w:numId w:val="0"/>
-        </w:numPr>
-        <w:tabs>
-          <w:tab w:val="left" w:pos="312"/>
-        </w:tabs>
-        <w:jc w:val="both"/>
-        <w:rPr>
-          <w:rFonts w:hint="eastAsia"/>
-          <w:lang w:val="en-US" w:eastAsia="zh-CN"/>
-        </w:rPr>
-      </w:pPr>
-      <w:r>
-        <w:rPr>
-          <w:rFonts w:hint="eastAsia"/>
-          <w:lang w:val="en-US" w:eastAsia="zh-CN"/>
-        </w:rPr>
-        <w:t>c十进制显示</w:t>
-      </w:r>
-    </w:p>
-    <w:p>
-      <w:pPr>
-        <w:widowControl w:val="0"/>
-        <w:numPr>
-          <w:numId w:val="0"/>
-        </w:numPr>
-        <w:tabs>
-          <w:tab w:val="left" w:pos="312"/>
-        </w:tabs>
-        <w:jc w:val="both"/>
-        <w:rPr>
-          <w:rFonts w:hint="default"/>
-          <w:lang w:val="en-US" w:eastAsia="zh-CN"/>
-        </w:rPr>
-      </w:pPr>
-      <w:r>
-        <w:rPr>
-          <w:rFonts w:hint="eastAsia"/>
-          <w:lang w:val="en-US" w:eastAsia="zh-CN"/>
-        </w:rPr>
-        <w:t>d数码管循环左移右移实现</w:t>
-      </w:r>
-    </w:p>
-    <w:p>
-      <w:pPr>
-        <w:widowControl w:val="0"/>
-        <w:numPr>
-          <w:numId w:val="0"/>
-        </w:numPr>
-        <w:tabs>
-          <w:tab w:val="left" w:pos="312"/>
-        </w:tabs>
-        <w:jc w:val="both"/>
-        <w:rPr>
-          <w:rFonts w:hint="eastAsia"/>
-          <w:lang w:val="en-US" w:eastAsia="zh-CN"/>
-        </w:rPr>
-      </w:pPr>
-      <w:r>
-        <w:rPr>
-          <w:rFonts w:hint="eastAsia"/>
-          <w:lang w:val="en-US" w:eastAsia="zh-CN"/>
-        </w:rPr>
-        <w:t>e变速实现</w:t>
-      </w:r>
-    </w:p>
-    <w:p>
-      <w:pPr>
-        <w:widowControl w:val="0"/>
-        <w:numPr>
-          <w:numId w:val="0"/>
-        </w:numPr>
-        <w:tabs>
-          <w:tab w:val="left" w:pos="312"/>
-        </w:tabs>
-        <w:jc w:val="both"/>
-        <w:rPr>
-          <w:rFonts w:hint="default"/>
-          <w:lang w:val="en-US" w:eastAsia="zh-CN"/>
-        </w:rPr>
-      </w:pPr>
-      <w:r>
-        <w:rPr>
-          <w:rFonts w:hint="eastAsia"/>
-          <w:lang w:val="en-US" w:eastAsia="zh-CN"/>
-        </w:rPr>
-        <w:t>f取反</w:t>
-      </w:r>
-    </w:p>
-    <w:p>
-      <w:pPr>
-        <w:widowControl w:val="0"/>
-        <w:numPr>
-          <w:numId w:val="0"/>
-        </w:numPr>
-        <w:tabs>
-          <w:tab w:val="left" w:pos="312"/>
-        </w:tabs>
-        <w:jc w:val="both"/>
-        <w:rPr>
-          <w:rFonts w:hint="eastAsia"/>
-          <w:lang w:val="en-US" w:eastAsia="zh-CN"/>
-        </w:rPr>
-      </w:pPr>
-      <w:r>
-        <w:rPr>
-          <w:rFonts w:hint="eastAsia"/>
-          <w:lang w:val="en-US" w:eastAsia="zh-CN"/>
-        </w:rPr>
-        <w:t>g流水灯变速</w:t>
-      </w:r>
-    </w:p>
-    <w:p>
-      <w:pPr>
-        <w:widowControl w:val="0"/>
-        <w:numPr>
-          <w:numId w:val="0"/>
-        </w:numPr>
-        <w:tabs>
-          <w:tab w:val="left" w:pos="312"/>
-        </w:tabs>
-        <w:jc w:val="both"/>
-        <w:rPr>
-          <w:rFonts w:hint="default"/>
-          <w:lang w:val="en-US" w:eastAsia="zh-CN"/>
-        </w:rPr>
-      </w:pPr>
-      <w:r>
-        <w:rPr>
-          <w:rFonts w:hint="eastAsia"/>
-          <w:lang w:val="en-US" w:eastAsia="zh-CN"/>
-        </w:rPr>
-        <w:t>H.Led整</w:t>
+          <w:ilvl w:val="0"/>
+          <w:numId w:val="0"/>
+        </w:numPr>
+        <w:tabs>
+          <w:tab w:val="left" w:pos="312"/>
+        </w:tabs>
+        <w:jc w:val="both"/>
+        <w:rPr>
+          <w:rFonts w:hint="default"/>
+          <w:lang w:val="en-US" w:eastAsia="zh-CN"/>
+        </w:rPr>
+      </w:pPr>
+    </w:p>
+    <w:p>
+      <w:pPr>
+        <w:widowControl w:val="0"/>
+        <w:numPr>
+          <w:ilvl w:val="0"/>
+          <w:numId w:val="0"/>
+        </w:numPr>
+        <w:tabs>
+          <w:tab w:val="left" w:pos="312"/>
+        </w:tabs>
+        <w:jc w:val="both"/>
+        <w:rPr>
+          <w:rFonts w:hint="eastAsia"/>
+          <w:highlight w:val="cyan"/>
+          <w:lang w:val="en-US" w:eastAsia="zh-CN"/>
+        </w:rPr>
+      </w:pPr>
+      <w:r>
+        <w:rPr>
+          <w:rFonts w:hint="eastAsia"/>
+          <w:highlight w:val="cyan"/>
+          <w:lang w:val="en-US" w:eastAsia="zh-CN"/>
+        </w:rPr>
+        <w:t>2026.6.15</w:t>
+      </w:r>
+    </w:p>
+    <w:p>
+      <w:pPr>
+        <w:numPr>
+          <w:ilvl w:val="0"/>
+          <w:numId w:val="0"/>
+        </w:numPr>
+        <w:rPr>
+          <w:rFonts w:hint="eastAsia"/>
+          <w:lang w:val="en-US" w:eastAsia="zh-CN"/>
+        </w:rPr>
+      </w:pPr>
+      <w:r>
+        <w:rPr>
+          <w:rFonts w:hint="eastAsia"/>
+          <w:lang w:val="en-US" w:eastAsia="zh-CN"/>
+        </w:rPr>
+        <w:t>嵌入式计算机系统将独立按键以及独立开关作为输入设备，LED 灯[7:0]作为输出设备。</w:t>
+      </w:r>
+    </w:p>
+    <w:p>
+      <w:pPr>
+        <w:numPr>
+          <w:ilvl w:val="0"/>
+          <w:numId w:val="6"/>
+        </w:numPr>
+        <w:ind w:left="425" w:leftChars="0" w:hanging="425" w:firstLineChars="0"/>
+        <w:rPr>
+          <w:rFonts w:hint="eastAsia"/>
+          <w:lang w:val="en-US" w:eastAsia="zh-CN"/>
+        </w:rPr>
+      </w:pPr>
+      <w:r>
+        <w:rPr>
+          <w:rFonts w:hint="default"/>
+          <w:lang w:val="en-US" w:eastAsia="zh-CN"/>
+        </w:rPr>
+        <w:t>点按键</w:t>
+      </w:r>
+      <w:r>
+        <w:rPr>
+          <w:rFonts w:hint="eastAsia"/>
+          <w:lang w:val="en-US" w:eastAsia="zh-CN"/>
+        </w:rPr>
+        <w:t>BTN</w:t>
+      </w:r>
+      <w:r>
+        <w:rPr>
+          <w:rFonts w:hint="default"/>
+          <w:lang w:val="en-US" w:eastAsia="zh-CN"/>
+        </w:rPr>
+        <w:t>C</w:t>
+      </w:r>
+      <w:r>
+        <w:rPr>
+          <w:rFonts w:hint="eastAsia"/>
+          <w:lang w:val="en-US" w:eastAsia="zh-CN"/>
+        </w:rPr>
+        <w:t>：低</w:t>
+      </w:r>
+      <w:r>
+        <w:rPr>
+          <w:rFonts w:hint="default"/>
+          <w:lang w:val="en-US" w:eastAsia="zh-CN"/>
+        </w:rPr>
+        <w:t>八位LED灯</w:t>
+      </w:r>
+      <w:r>
+        <w:rPr>
+          <w:rFonts w:hint="eastAsia"/>
+          <w:lang w:val="en-US" w:eastAsia="zh-CN"/>
+        </w:rPr>
+        <w:t>[7:0]</w:t>
+      </w:r>
+      <w:r>
+        <w:rPr>
+          <w:rFonts w:hint="default"/>
+          <w:lang w:val="en-US" w:eastAsia="zh-CN"/>
+        </w:rPr>
+        <w:t>显示</w:t>
+      </w:r>
+      <w:r>
+        <w:rPr>
+          <w:rFonts w:hint="eastAsia"/>
+          <w:color w:val="FF0000"/>
+          <w:lang w:val="en-US" w:eastAsia="zh-CN"/>
+        </w:rPr>
+        <w:t>1111 0000</w:t>
+      </w:r>
+      <w:r>
+        <w:rPr>
+          <w:rFonts w:hint="default"/>
+          <w:lang w:val="en-US" w:eastAsia="zh-CN"/>
+        </w:rPr>
+        <w:t>（按下后才显示），其余LED灯熄灭</w:t>
+      </w:r>
+      <w:r>
+        <w:rPr>
+          <w:rFonts w:hint="eastAsia"/>
+          <w:lang w:val="en-US" w:eastAsia="zh-CN"/>
+        </w:rPr>
+        <w:t>；</w:t>
+      </w:r>
+    </w:p>
+    <w:p>
+      <w:pPr>
+        <w:numPr>
+          <w:ilvl w:val="0"/>
+          <w:numId w:val="6"/>
+        </w:numPr>
+        <w:ind w:left="425" w:leftChars="0" w:hanging="425" w:firstLineChars="0"/>
+        <w:rPr>
+          <w:rFonts w:hint="eastAsia"/>
+          <w:lang w:val="en-US" w:eastAsia="zh-CN"/>
+        </w:rPr>
+      </w:pPr>
+      <w:r>
+        <w:rPr>
+          <w:rFonts w:hint="default"/>
+          <w:lang w:val="en-US" w:eastAsia="zh-CN"/>
+        </w:rPr>
+        <w:t>点按键</w:t>
+      </w:r>
+      <w:r>
+        <w:rPr>
+          <w:rFonts w:hint="eastAsia"/>
+          <w:lang w:val="en-US" w:eastAsia="zh-CN"/>
+        </w:rPr>
+        <w:t>BTNL</w:t>
+      </w:r>
+      <w:r>
+        <w:rPr>
+          <w:rFonts w:hint="default"/>
+          <w:lang w:val="en-US" w:eastAsia="zh-CN"/>
+        </w:rPr>
+        <w:t>，LED灯整体</w:t>
+      </w:r>
+      <w:r>
+        <w:rPr>
+          <w:rFonts w:hint="eastAsia"/>
+          <w:lang w:val="en-US" w:eastAsia="zh-CN"/>
+        </w:rPr>
+        <w:t>以1hz自动</w:t>
+      </w:r>
+      <w:r>
+        <w:rPr>
+          <w:rFonts w:hint="eastAsia"/>
+          <w:highlight w:val="cyan"/>
+          <w:lang w:val="en-US" w:eastAsia="zh-CN"/>
+        </w:rPr>
+        <w:t>左移</w:t>
+      </w:r>
+      <w:r>
+        <w:rPr>
+          <w:rFonts w:hint="eastAsia"/>
+          <w:lang w:val="en-US" w:eastAsia="zh-CN"/>
+        </w:rPr>
+        <w:t>一位，到最左边的时候回到最低位；</w:t>
+      </w:r>
+    </w:p>
+    <w:p>
+      <w:pPr>
+        <w:numPr>
+          <w:numId w:val="0"/>
+        </w:numPr>
+        <w:ind w:leftChars="0" w:firstLine="420" w:firstLineChars="0"/>
+        <w:rPr>
+          <w:rFonts w:hint="default"/>
+          <w:lang w:val="en-US" w:eastAsia="zh-CN"/>
+        </w:rPr>
+      </w:pPr>
+      <w:r>
+        <w:rPr>
+          <w:rFonts w:hint="eastAsia"/>
+          <w:lang w:val="en-US" w:eastAsia="zh-CN"/>
+        </w:rPr>
+        <w:t>（如1111 0000变为1110 0001）</w:t>
+      </w:r>
+    </w:p>
+    <w:p>
+      <w:pPr>
+        <w:numPr>
+          <w:numId w:val="0"/>
+        </w:numPr>
+        <w:ind w:leftChars="0" w:firstLine="420" w:firstLineChars="0"/>
+        <w:rPr>
+          <w:rFonts w:hint="eastAsia"/>
+          <w:lang w:val="en-US" w:eastAsia="zh-CN"/>
+        </w:rPr>
+      </w:pPr>
+      <w:r>
+        <w:rPr>
+          <w:rFonts w:hint="eastAsia"/>
+          <w:lang w:val="en-US" w:eastAsia="zh-CN"/>
+        </w:rPr>
+        <w:t>再按一次BTNL，</w:t>
+      </w:r>
+      <w:r>
+        <w:rPr>
+          <w:rFonts w:hint="default"/>
+          <w:lang w:val="en-US" w:eastAsia="zh-CN"/>
+        </w:rPr>
+        <w:t>LED灯整体</w:t>
+      </w:r>
+      <w:r>
+        <w:rPr>
+          <w:rFonts w:hint="eastAsia"/>
+          <w:lang w:val="en-US" w:eastAsia="zh-CN"/>
+        </w:rPr>
+        <w:t>以1hz自动</w:t>
+      </w:r>
+      <w:r>
+        <w:rPr>
+          <w:rFonts w:hint="eastAsia"/>
+          <w:highlight w:val="cyan"/>
+          <w:lang w:val="en-US" w:eastAsia="zh-CN"/>
+        </w:rPr>
+        <w:t>右移</w:t>
+      </w:r>
+      <w:r>
+        <w:rPr>
+          <w:rFonts w:hint="eastAsia"/>
+          <w:lang w:val="en-US" w:eastAsia="zh-CN"/>
+        </w:rPr>
+        <w:t>一位，到最右边的时候回到最左边；</w:t>
+      </w:r>
+    </w:p>
+    <w:p>
+      <w:pPr>
+        <w:numPr>
+          <w:numId w:val="0"/>
+        </w:numPr>
+        <w:ind w:leftChars="0" w:firstLine="420" w:firstLineChars="0"/>
+        <w:rPr>
+          <w:rFonts w:hint="eastAsia"/>
+          <w:lang w:val="en-US" w:eastAsia="zh-CN"/>
+        </w:rPr>
+      </w:pPr>
+      <w:r>
+        <w:rPr>
+          <w:rFonts w:hint="eastAsia"/>
+          <w:lang w:val="en-US" w:eastAsia="zh-CN"/>
+        </w:rPr>
+        <w:t>（如1111 0000变为0110 1000）</w:t>
       </w:r>
       <w:bookmarkStart w:id="0" w:name="_GoBack"/>
       <w:bookmarkEnd w:id="0"/>
-      <w:r>
-        <w:rPr>
-          <w:rFonts w:hint="eastAsia"/>
-          <w:lang w:val="en-US" w:eastAsia="zh-CN"/>
-        </w:rPr>
-        <w:t>体左移右移移动</w:t>
-      </w:r>
-    </w:p>
-    <w:p>
-      <w:pPr>
-        <w:widowControl w:val="0"/>
-        <w:numPr>
+    </w:p>
+    <w:p>
+      <w:pPr>
+        <w:numPr>
+          <w:numId w:val="0"/>
+        </w:numPr>
+        <w:ind w:leftChars="0" w:firstLine="420" w:firstLineChars="0"/>
+        <w:rPr>
+          <w:rFonts w:hint="default"/>
+          <w:lang w:val="en-US" w:eastAsia="zh-CN"/>
+        </w:rPr>
+      </w:pPr>
+      <w:r>
+        <w:rPr>
+          <w:rFonts w:hint="eastAsia"/>
+          <w:lang w:val="en-US" w:eastAsia="zh-CN"/>
+        </w:rPr>
+        <w:t>再按一次BTNL，</w:t>
+      </w:r>
+      <w:r>
+        <w:rPr>
+          <w:rFonts w:hint="default"/>
+          <w:lang w:val="en-US" w:eastAsia="zh-CN"/>
+        </w:rPr>
+        <w:t>LED灯</w:t>
+      </w:r>
+      <w:r>
+        <w:rPr>
+          <w:rFonts w:hint="eastAsia"/>
+          <w:lang w:val="en-US" w:eastAsia="zh-CN"/>
+        </w:rPr>
+        <w:t>停止，并显示当前LED值。</w:t>
+      </w:r>
+    </w:p>
+    <w:p>
+      <w:pPr>
+        <w:numPr>
+          <w:ilvl w:val="0"/>
+          <w:numId w:val="0"/>
+        </w:numPr>
+        <w:rPr>
+          <w:rFonts w:hint="eastAsia"/>
+          <w:color w:val="FF0000"/>
+          <w:lang w:val="en-US" w:eastAsia="zh-CN"/>
+        </w:rPr>
+      </w:pPr>
+      <w:r>
+        <w:rPr>
+          <w:rFonts w:hint="eastAsia"/>
+          <w:color w:val="FF0000"/>
+          <w:lang w:val="en-US" w:eastAsia="zh-CN"/>
+        </w:rPr>
+        <w:t>要求：</w:t>
+      </w:r>
+    </w:p>
+    <w:p>
+      <w:pPr>
+        <w:numPr>
+          <w:ilvl w:val="0"/>
+          <w:numId w:val="7"/>
+        </w:numPr>
+        <w:ind w:left="425" w:leftChars="0" w:hanging="425" w:firstLineChars="0"/>
+        <w:rPr>
+          <w:rFonts w:hint="eastAsia"/>
+          <w:lang w:val="en-US" w:eastAsia="zh-CN"/>
+        </w:rPr>
+      </w:pPr>
+      <w:r>
+        <w:rPr>
+          <w:rFonts w:hint="eastAsia"/>
+          <w:lang w:val="en-US" w:eastAsia="zh-CN"/>
+        </w:rPr>
+        <w:t>普通中断方式实现。向左循环时，到最左边的时候回到最低位；向右循环时，到最右边的时候回到最高位。</w:t>
+      </w:r>
+    </w:p>
+    <w:p>
+      <w:pPr>
+        <w:numPr>
+          <w:ilvl w:val="0"/>
+          <w:numId w:val="7"/>
+        </w:numPr>
+        <w:ind w:left="425" w:leftChars="0" w:hanging="425" w:firstLineChars="0"/>
+        <w:rPr>
+          <w:rFonts w:hint="default"/>
+          <w:lang w:val="en-US" w:eastAsia="zh-CN"/>
+        </w:rPr>
+      </w:pPr>
+      <w:r>
+        <w:rPr>
+          <w:rFonts w:hint="eastAsia"/>
+          <w:lang w:val="en-US" w:eastAsia="zh-CN"/>
+        </w:rPr>
+        <w:t>实验报告画出硬件原理框图，软件算法、模块组成以及模块之间的接口、软件流程图。</w:t>
+      </w:r>
+    </w:p>
+    <w:p>
+      <w:pPr>
+        <w:numPr>
+          <w:ilvl w:val="0"/>
+          <w:numId w:val="0"/>
+        </w:numPr>
+        <w:rPr>
+          <w:rFonts w:hint="default"/>
+          <w:lang w:val="en-US" w:eastAsia="zh-CN"/>
+        </w:rPr>
+      </w:pPr>
+    </w:p>
+    <w:p>
+      <w:pPr>
+        <w:widowControl w:val="0"/>
+        <w:numPr>
+          <w:ilvl w:val="0"/>
+          <w:numId w:val="0"/>
+        </w:numPr>
+        <w:tabs>
+          <w:tab w:val="left" w:pos="312"/>
+        </w:tabs>
+        <w:jc w:val="both"/>
+        <w:rPr>
+          <w:rFonts w:hint="default"/>
+          <w:lang w:val="en-US" w:eastAsia="zh-CN"/>
+        </w:rPr>
+      </w:pPr>
+    </w:p>
+    <w:p>
+      <w:pPr>
+        <w:widowControl w:val="0"/>
+        <w:numPr>
+          <w:ilvl w:val="0"/>
+          <w:numId w:val="0"/>
+        </w:numPr>
+        <w:tabs>
+          <w:tab w:val="left" w:pos="312"/>
+        </w:tabs>
+        <w:jc w:val="both"/>
+        <w:rPr>
+          <w:rFonts w:hint="default"/>
+          <w:lang w:val="en-US" w:eastAsia="zh-CN"/>
+        </w:rPr>
+      </w:pPr>
+    </w:p>
+    <w:p>
+      <w:pPr>
+        <w:widowControl w:val="0"/>
+        <w:numPr>
+          <w:ilvl w:val="0"/>
+          <w:numId w:val="0"/>
+        </w:numPr>
+        <w:tabs>
+          <w:tab w:val="left" w:pos="312"/>
+        </w:tabs>
+        <w:jc w:val="both"/>
+        <w:rPr>
+          <w:rFonts w:hint="default"/>
+          <w:lang w:val="en-US" w:eastAsia="zh-CN"/>
+        </w:rPr>
+      </w:pPr>
+    </w:p>
+    <w:p>
+      <w:pPr>
+        <w:widowControl w:val="0"/>
+        <w:numPr>
+          <w:ilvl w:val="0"/>
+          <w:numId w:val="0"/>
+        </w:numPr>
+        <w:tabs>
+          <w:tab w:val="left" w:pos="312"/>
+        </w:tabs>
+        <w:jc w:val="both"/>
+        <w:rPr>
+          <w:rFonts w:hint="default"/>
+          <w:lang w:val="en-US" w:eastAsia="zh-CN"/>
+        </w:rPr>
+      </w:pPr>
+      <w:r>
+        <w:rPr>
+          <w:rFonts w:hint="eastAsia"/>
+          <w:lang w:val="en-US" w:eastAsia="zh-CN"/>
+        </w:rPr>
+        <w:t>1.将微机原理实验题目pdf转为md</w:t>
+      </w:r>
+    </w:p>
+    <w:p>
+      <w:pPr>
+        <w:widowControl w:val="0"/>
+        <w:numPr>
+          <w:ilvl w:val="0"/>
+          <w:numId w:val="0"/>
+        </w:numPr>
+        <w:tabs>
+          <w:tab w:val="left" w:pos="312"/>
+        </w:tabs>
+        <w:jc w:val="both"/>
+        <w:rPr>
+          <w:rFonts w:hint="eastAsia"/>
+          <w:lang w:val="en-US" w:eastAsia="zh-CN"/>
+        </w:rPr>
+      </w:pPr>
+      <w:r>
+        <w:rPr>
+          <w:rFonts w:hint="eastAsia"/>
+          <w:lang w:val="en-US" w:eastAsia="zh-CN"/>
+        </w:rPr>
+        <w:t>2.结合12个test内容（和题目的题号一一对应的），写一个md备考文档总结包含以下等内容：</w:t>
+      </w:r>
+      <w:r>
+        <w:rPr>
+          <w:rFonts w:hint="eastAsia"/>
+          <w:lang w:val="en-US" w:eastAsia="zh-CN"/>
+        </w:rPr>
+        <w:br w:type="textWrapping"/>
+      </w:r>
+      <w:r>
+        <w:rPr>
+          <w:rFonts w:hint="eastAsia"/>
+          <w:lang w:val="en-US" w:eastAsia="zh-CN"/>
+        </w:rPr>
+        <w:t>12个题目的概述（考查到的内容）（简单提一下）表格形式</w:t>
+      </w:r>
+      <w:r>
+        <w:rPr>
+          <w:rFonts w:hint="eastAsia"/>
+          <w:lang w:val="en-US" w:eastAsia="zh-CN"/>
+        </w:rPr>
+        <w:br w:type="textWrapping"/>
+      </w:r>
+      <w:r>
+        <w:rPr>
+          <w:rFonts w:hint="eastAsia"/>
+          <w:lang w:val="en-US" w:eastAsia="zh-CN"/>
+        </w:rPr>
+        <w:t>（以下顺序可以适当排列一下）</w:t>
+      </w:r>
+    </w:p>
+    <w:p>
+      <w:pPr>
+        <w:widowControl w:val="0"/>
+        <w:numPr>
+          <w:ilvl w:val="0"/>
+          <w:numId w:val="0"/>
+        </w:numPr>
+        <w:tabs>
+          <w:tab w:val="left" w:pos="312"/>
+        </w:tabs>
+        <w:jc w:val="both"/>
+        <w:rPr>
+          <w:rFonts w:hint="default"/>
+          <w:lang w:val="en-US" w:eastAsia="zh-CN"/>
+        </w:rPr>
+      </w:pPr>
+      <w:r>
+        <w:rPr>
+          <w:rFonts w:hint="eastAsia"/>
+          <w:lang w:val="en-US" w:eastAsia="zh-CN"/>
+        </w:rPr>
+        <w:t>头文件 地址宏定义</w:t>
+      </w:r>
+    </w:p>
+    <w:p>
+      <w:pPr>
+        <w:widowControl w:val="0"/>
+        <w:numPr>
+          <w:ilvl w:val="0"/>
+          <w:numId w:val="0"/>
+        </w:numPr>
+        <w:tabs>
+          <w:tab w:val="left" w:pos="312"/>
+        </w:tabs>
+        <w:jc w:val="both"/>
+        <w:rPr>
+          <w:rFonts w:hint="default"/>
+          <w:lang w:val="en-US" w:eastAsia="zh-CN"/>
+        </w:rPr>
+      </w:pPr>
+      <w:r>
+        <w:rPr>
+          <w:rFonts w:hint="eastAsia"/>
+          <w:lang w:val="en-US" w:eastAsia="zh-CN"/>
+        </w:rPr>
+        <w:t>数码管表包括segtablehex，poscode，segcode，负号的段码0xbf等</w:t>
+      </w:r>
+    </w:p>
+    <w:p>
+      <w:pPr>
+        <w:widowControl w:val="0"/>
+        <w:numPr>
+          <w:ilvl w:val="0"/>
+          <w:numId w:val="0"/>
+        </w:numPr>
+        <w:tabs>
+          <w:tab w:val="left" w:pos="312"/>
+        </w:tabs>
+        <w:jc w:val="both"/>
+        <w:rPr>
+          <w:rFonts w:hint="eastAsia"/>
+          <w:lang w:val="en-US" w:eastAsia="zh-CN"/>
+        </w:rPr>
+      </w:pPr>
+      <w:r>
+        <w:rPr>
+          <w:rFonts w:hint="eastAsia"/>
+          <w:lang w:val="en-US" w:eastAsia="zh-CN"/>
+        </w:rPr>
+        <w:t>各个button掩码对应的值</w:t>
+      </w:r>
+    </w:p>
+    <w:p>
+      <w:pPr>
+        <w:widowControl w:val="0"/>
+        <w:numPr>
+          <w:ilvl w:val="0"/>
+          <w:numId w:val="0"/>
+        </w:numPr>
+        <w:tabs>
+          <w:tab w:val="left" w:pos="312"/>
+        </w:tabs>
+        <w:jc w:val="both"/>
+        <w:rPr>
+          <w:rFonts w:hint="eastAsia"/>
+          <w:lang w:val="en-US" w:eastAsia="zh-CN"/>
+        </w:rPr>
+      </w:pPr>
+      <w:r>
+        <w:rPr>
+          <w:rFonts w:hint="eastAsia"/>
+          <w:lang w:val="en-US" w:eastAsia="zh-CN"/>
+        </w:rPr>
+        <w:t>中断掩码</w:t>
+      </w:r>
+    </w:p>
+    <w:p>
+      <w:pPr>
+        <w:widowControl w:val="0"/>
+        <w:numPr>
+          <w:ilvl w:val="0"/>
+          <w:numId w:val="0"/>
+        </w:numPr>
+        <w:tabs>
+          <w:tab w:val="left" w:pos="312"/>
+        </w:tabs>
+        <w:jc w:val="both"/>
+        <w:rPr>
+          <w:rFonts w:hint="default"/>
+          <w:lang w:val="en-US" w:eastAsia="zh-CN"/>
+        </w:rPr>
+      </w:pPr>
+      <w:r>
+        <w:rPr>
+          <w:rFonts w:hint="eastAsia"/>
+          <w:lang w:val="en-US" w:eastAsia="zh-CN"/>
+        </w:rPr>
+        <w:t>定时器掩码</w:t>
+      </w:r>
+    </w:p>
+    <w:p>
+      <w:pPr>
+        <w:widowControl w:val="0"/>
+        <w:numPr>
+          <w:ilvl w:val="0"/>
+          <w:numId w:val="0"/>
+        </w:numPr>
+        <w:tabs>
+          <w:tab w:val="left" w:pos="312"/>
+        </w:tabs>
+        <w:jc w:val="both"/>
+        <w:rPr>
+          <w:rFonts w:hint="eastAsia"/>
+          <w:lang w:val="en-US" w:eastAsia="zh-CN"/>
+        </w:rPr>
+      </w:pPr>
+      <w:r>
+        <w:rPr>
+          <w:rFonts w:hint="eastAsia"/>
+          <w:lang w:val="en-US" w:eastAsia="zh-CN"/>
+        </w:rPr>
+        <w:t>两个定时器的使用</w:t>
+      </w:r>
+      <w:r>
+        <w:rPr>
+          <w:rFonts w:hint="eastAsia"/>
+          <w:lang w:val="en-US" w:eastAsia="zh-CN"/>
+        </w:rPr>
+        <w:br w:type="textWrapping"/>
+      </w:r>
+      <w:r>
+        <w:rPr>
+          <w:rFonts w:hint="eastAsia"/>
+          <w:lang w:val="en-US" w:eastAsia="zh-CN"/>
+        </w:rPr>
+        <w:t>变量类型说明</w:t>
+      </w:r>
+    </w:p>
+    <w:p>
+      <w:pPr>
+        <w:widowControl w:val="0"/>
+        <w:numPr>
+          <w:ilvl w:val="0"/>
+          <w:numId w:val="0"/>
+        </w:numPr>
+        <w:tabs>
+          <w:tab w:val="left" w:pos="312"/>
+        </w:tabs>
+        <w:jc w:val="both"/>
+        <w:rPr>
+          <w:rFonts w:hint="default"/>
+          <w:lang w:val="en-US" w:eastAsia="zh-CN"/>
+        </w:rPr>
+      </w:pPr>
+      <w:r>
+        <w:rPr>
+          <w:rFonts w:hint="eastAsia"/>
+          <w:lang w:val="en-US" w:eastAsia="zh-CN"/>
+        </w:rPr>
+        <w:t>普通中断的实现框架</w:t>
+      </w:r>
+    </w:p>
+    <w:p>
+      <w:pPr>
+        <w:widowControl w:val="0"/>
+        <w:numPr>
+          <w:ilvl w:val="0"/>
+          <w:numId w:val="0"/>
+        </w:numPr>
+        <w:tabs>
+          <w:tab w:val="left" w:pos="312"/>
+        </w:tabs>
+        <w:jc w:val="both"/>
+        <w:rPr>
+          <w:rFonts w:hint="default"/>
+          <w:lang w:val="en-US" w:eastAsia="zh-CN"/>
+        </w:rPr>
+      </w:pPr>
+      <w:r>
+        <w:rPr>
+          <w:rFonts w:hint="eastAsia"/>
+          <w:lang w:val="en-US" w:eastAsia="zh-CN"/>
+        </w:rPr>
+        <w:t>等</w:t>
+      </w:r>
+    </w:p>
+    <w:p>
+      <w:pPr>
+        <w:widowControl w:val="0"/>
+        <w:numPr>
+          <w:ilvl w:val="0"/>
+          <w:numId w:val="0"/>
+        </w:numPr>
+        <w:tabs>
+          <w:tab w:val="left" w:pos="312"/>
+        </w:tabs>
+        <w:jc w:val="both"/>
+        <w:rPr>
+          <w:rFonts w:hint="eastAsia"/>
+          <w:lang w:val="en-US" w:eastAsia="zh-CN"/>
+        </w:rPr>
+      </w:pPr>
+    </w:p>
+    <w:p>
+      <w:pPr>
+        <w:widowControl w:val="0"/>
+        <w:numPr>
+          <w:ilvl w:val="0"/>
+          <w:numId w:val="0"/>
+        </w:numPr>
+        <w:tabs>
+          <w:tab w:val="left" w:pos="312"/>
+        </w:tabs>
+        <w:jc w:val="both"/>
+        <w:rPr>
+          <w:rFonts w:hint="eastAsia"/>
+          <w:lang w:val="en-US" w:eastAsia="zh-CN"/>
+        </w:rPr>
+      </w:pPr>
+      <w:r>
+        <w:rPr>
+          <w:rFonts w:hint="eastAsia"/>
+          <w:lang w:val="en-US" w:eastAsia="zh-CN"/>
+        </w:rPr>
+        <w:t>代码逻辑总结：</w:t>
+      </w:r>
+    </w:p>
+    <w:p>
+      <w:pPr>
+        <w:widowControl w:val="0"/>
+        <w:numPr>
+          <w:ilvl w:val="0"/>
+          <w:numId w:val="0"/>
+        </w:numPr>
+        <w:tabs>
+          <w:tab w:val="left" w:pos="312"/>
+        </w:tabs>
+        <w:jc w:val="both"/>
+        <w:rPr>
+          <w:rFonts w:hint="eastAsia"/>
+          <w:lang w:val="en-US" w:eastAsia="zh-CN"/>
+        </w:rPr>
+      </w:pPr>
+      <w:r>
+        <w:rPr>
+          <w:rFonts w:hint="eastAsia"/>
+          <w:lang w:val="en-US" w:eastAsia="zh-CN"/>
+        </w:rPr>
+        <w:t>a二进制显示</w:t>
+      </w:r>
+    </w:p>
+    <w:p>
+      <w:pPr>
+        <w:widowControl w:val="0"/>
+        <w:numPr>
+          <w:ilvl w:val="0"/>
+          <w:numId w:val="0"/>
+        </w:numPr>
+        <w:tabs>
+          <w:tab w:val="left" w:pos="312"/>
+        </w:tabs>
+        <w:jc w:val="both"/>
+        <w:rPr>
+          <w:rFonts w:hint="eastAsia"/>
+          <w:lang w:val="en-US" w:eastAsia="zh-CN"/>
+        </w:rPr>
+      </w:pPr>
+      <w:r>
+        <w:rPr>
+          <w:rFonts w:hint="eastAsia"/>
+          <w:lang w:val="en-US" w:eastAsia="zh-CN"/>
+        </w:rPr>
+        <w:t>b十六进制显示（和segtablehex对应）</w:t>
+      </w:r>
+    </w:p>
+    <w:p>
+      <w:pPr>
+        <w:widowControl w:val="0"/>
+        <w:numPr>
+          <w:ilvl w:val="0"/>
+          <w:numId w:val="0"/>
+        </w:numPr>
+        <w:tabs>
+          <w:tab w:val="left" w:pos="312"/>
+        </w:tabs>
+        <w:jc w:val="both"/>
+        <w:rPr>
+          <w:rFonts w:hint="eastAsia"/>
+          <w:lang w:val="en-US" w:eastAsia="zh-CN"/>
+        </w:rPr>
+      </w:pPr>
+      <w:r>
+        <w:rPr>
+          <w:rFonts w:hint="eastAsia"/>
+          <w:lang w:val="en-US" w:eastAsia="zh-CN"/>
+        </w:rPr>
+        <w:t>c十进制显示</w:t>
+      </w:r>
+    </w:p>
+    <w:p>
+      <w:pPr>
+        <w:widowControl w:val="0"/>
+        <w:numPr>
+          <w:ilvl w:val="0"/>
+          <w:numId w:val="0"/>
+        </w:numPr>
+        <w:tabs>
+          <w:tab w:val="left" w:pos="312"/>
+        </w:tabs>
+        <w:jc w:val="both"/>
+        <w:rPr>
+          <w:rFonts w:hint="default"/>
+          <w:lang w:val="en-US" w:eastAsia="zh-CN"/>
+        </w:rPr>
+      </w:pPr>
+      <w:r>
+        <w:rPr>
+          <w:rFonts w:hint="eastAsia"/>
+          <w:lang w:val="en-US" w:eastAsia="zh-CN"/>
+        </w:rPr>
+        <w:t>d数码管循环左移右移实现</w:t>
+      </w:r>
+    </w:p>
+    <w:p>
+      <w:pPr>
+        <w:widowControl w:val="0"/>
+        <w:numPr>
+          <w:ilvl w:val="0"/>
+          <w:numId w:val="0"/>
+        </w:numPr>
+        <w:tabs>
+          <w:tab w:val="left" w:pos="312"/>
+        </w:tabs>
+        <w:jc w:val="both"/>
+        <w:rPr>
+          <w:rFonts w:hint="eastAsia"/>
+          <w:lang w:val="en-US" w:eastAsia="zh-CN"/>
+        </w:rPr>
+      </w:pPr>
+      <w:r>
+        <w:rPr>
+          <w:rFonts w:hint="eastAsia"/>
+          <w:lang w:val="en-US" w:eastAsia="zh-CN"/>
+        </w:rPr>
+        <w:t>e变速实现</w:t>
+      </w:r>
+    </w:p>
+    <w:p>
+      <w:pPr>
+        <w:widowControl w:val="0"/>
+        <w:numPr>
+          <w:ilvl w:val="0"/>
+          <w:numId w:val="0"/>
+        </w:numPr>
+        <w:tabs>
+          <w:tab w:val="left" w:pos="312"/>
+        </w:tabs>
+        <w:jc w:val="both"/>
+        <w:rPr>
+          <w:rFonts w:hint="default"/>
+          <w:lang w:val="en-US" w:eastAsia="zh-CN"/>
+        </w:rPr>
+      </w:pPr>
+      <w:r>
+        <w:rPr>
+          <w:rFonts w:hint="eastAsia"/>
+          <w:lang w:val="en-US" w:eastAsia="zh-CN"/>
+        </w:rPr>
+        <w:t>f取反</w:t>
+      </w:r>
+    </w:p>
+    <w:p>
+      <w:pPr>
+        <w:widowControl w:val="0"/>
+        <w:numPr>
+          <w:ilvl w:val="0"/>
+          <w:numId w:val="0"/>
+        </w:numPr>
+        <w:tabs>
+          <w:tab w:val="left" w:pos="312"/>
+        </w:tabs>
+        <w:jc w:val="both"/>
+        <w:rPr>
+          <w:rFonts w:hint="eastAsia"/>
+          <w:lang w:val="en-US" w:eastAsia="zh-CN"/>
+        </w:rPr>
+      </w:pPr>
+      <w:r>
+        <w:rPr>
+          <w:rFonts w:hint="eastAsia"/>
+          <w:lang w:val="en-US" w:eastAsia="zh-CN"/>
+        </w:rPr>
+        <w:t>g流水灯变速</w:t>
+      </w:r>
+    </w:p>
+    <w:p>
+      <w:pPr>
+        <w:widowControl w:val="0"/>
+        <w:numPr>
+          <w:ilvl w:val="0"/>
+          <w:numId w:val="0"/>
+        </w:numPr>
+        <w:tabs>
+          <w:tab w:val="left" w:pos="312"/>
+        </w:tabs>
+        <w:jc w:val="both"/>
+        <w:rPr>
+          <w:rFonts w:hint="default"/>
+          <w:lang w:val="en-US" w:eastAsia="zh-CN"/>
+        </w:rPr>
+      </w:pPr>
+      <w:r>
+        <w:rPr>
+          <w:rFonts w:hint="eastAsia"/>
+          <w:lang w:val="en-US" w:eastAsia="zh-CN"/>
+        </w:rPr>
+        <w:t>H.Led整体左移右移移动</w:t>
+      </w:r>
+    </w:p>
+    <w:p>
+      <w:pPr>
+        <w:widowControl w:val="0"/>
+        <w:numPr>
+          <w:ilvl w:val="0"/>
           <w:numId w:val="0"/>
         </w:numPr>
         <w:tabs>
@@ -1956,22 +2340,24 @@
       <w:pPr>
         <w:widowControl w:val="0"/>
         <w:numPr>
-          <w:numId w:val="0"/>
-        </w:numPr>
-        <w:tabs>
-          <w:tab w:val="left" w:pos="312"/>
-        </w:tabs>
-        <w:jc w:val="both"/>
-        <w:rPr>
-          <w:rFonts w:hint="default"/>
-          <w:lang w:val="en-US" w:eastAsia="zh-CN"/>
-        </w:rPr>
-      </w:pPr>
-    </w:p>
-    <w:p>
-      <w:pPr>
-        <w:widowControl w:val="0"/>
-        <w:numPr>
+          <w:ilvl w:val="0"/>
+          <w:numId w:val="0"/>
+        </w:numPr>
+        <w:tabs>
+          <w:tab w:val="left" w:pos="312"/>
+        </w:tabs>
+        <w:jc w:val="both"/>
+        <w:rPr>
+          <w:rFonts w:hint="default"/>
+          <w:lang w:val="en-US" w:eastAsia="zh-CN"/>
+        </w:rPr>
+      </w:pPr>
+    </w:p>
+    <w:p>
+      <w:pPr>
+        <w:widowControl w:val="0"/>
+        <w:numPr>
+          <w:ilvl w:val="0"/>
           <w:numId w:val="0"/>
         </w:numPr>
         <w:tabs>
@@ -1995,6 +2381,7 @@
       <w:pPr>
         <w:widowControl w:val="0"/>
         <w:numPr>
+          <w:ilvl w:val="0"/>
           <w:numId w:val="0"/>
         </w:numPr>
         <w:tabs>
@@ -2018,6 +2405,7 @@
       <w:pPr>
         <w:widowControl w:val="0"/>
         <w:numPr>
+          <w:ilvl w:val="0"/>
           <w:numId w:val="0"/>
         </w:numPr>
         <w:tabs>
@@ -2041,6 +2429,7 @@
       <w:pPr>
         <w:widowControl w:val="0"/>
         <w:numPr>
+          <w:ilvl w:val="0"/>
           <w:numId w:val="0"/>
         </w:numPr>
         <w:tabs>
@@ -2064,6 +2453,7 @@
       <w:pPr>
         <w:widowControl w:val="0"/>
         <w:numPr>
+          <w:ilvl w:val="0"/>
           <w:numId w:val="0"/>
         </w:numPr>
         <w:tabs>
@@ -2087,22 +2477,24 @@
       <w:pPr>
         <w:widowControl w:val="0"/>
         <w:numPr>
-          <w:numId w:val="0"/>
-        </w:numPr>
-        <w:tabs>
-          <w:tab w:val="left" w:pos="312"/>
-        </w:tabs>
-        <w:jc w:val="both"/>
-        <w:rPr>
-          <w:rFonts w:hint="default"/>
-          <w:lang w:val="en-US" w:eastAsia="zh-CN"/>
-        </w:rPr>
-      </w:pPr>
-    </w:p>
-    <w:p>
-      <w:pPr>
-        <w:widowControl w:val="0"/>
-        <w:numPr>
+          <w:ilvl w:val="0"/>
+          <w:numId w:val="0"/>
+        </w:numPr>
+        <w:tabs>
+          <w:tab w:val="left" w:pos="312"/>
+        </w:tabs>
+        <w:jc w:val="both"/>
+        <w:rPr>
+          <w:rFonts w:hint="default"/>
+          <w:lang w:val="en-US" w:eastAsia="zh-CN"/>
+        </w:rPr>
+      </w:pPr>
+    </w:p>
+    <w:p>
+      <w:pPr>
+        <w:widowControl w:val="0"/>
+        <w:numPr>
+          <w:ilvl w:val="0"/>
           <w:numId w:val="0"/>
         </w:numPr>
         <w:tabs>
@@ -2128,6 +2520,23 @@
 <file path=word/numbering.xml><?xml version="1.0" encoding="utf-8"?>
 <w:numbering xmlns:wpc="http://schemas.microsoft.com/office/word/2010/wordprocessingCanvas" xmlns:mc="http://schemas.openxmlformats.org/markup-compatibility/2006" xmlns:o="urn:schemas-microsoft-com:office:office" xmlns:r="http://schemas.openxmlformats.org/officeDocument/2006/relationships" xmlns:m="http://schemas.openxmlformats.org/officeDocument/2006/math" xmlns:v="urn:schemas-microsoft-com:vml" xmlns:wp14="http://schemas.microsoft.com/office/word/2010/wordprocessingDrawing" xmlns:wp="http://schemas.openxmlformats.org/drawingml/2006/wordprocessingDrawing" xmlns:w10="urn:schemas-microsoft-com:office:word" xmlns:w="http://schemas.openxmlformats.org/wordprocessingml/2006/main" xmlns:w14="http://schemas.microsoft.com/office/word/2010/wordml" xmlns:wpg="http://schemas.microsoft.com/office/word/2010/wordprocessingGroup" xmlns:wpi="http://schemas.microsoft.com/office/word/2010/wordprocessingInk" xmlns:wne="http://schemas.microsoft.com/office/word/2006/wordml" xmlns:wps="http://schemas.microsoft.com/office/word/2010/wordprocessingShape" xmlns:wpsCustomData="http://www.wps.cn/officeDocument/2013/wpsCustomData" mc:Ignorable="w14 wp14">
   <w:abstractNum w:abstractNumId="0">
+    <w:nsid w:val="A7E83283"/>
+    <w:multiLevelType w:val="singleLevel"/>
+    <w:tmpl w:val="A7E83283"/>
+    <w:lvl w:ilvl="0" w:tentative="0">
+      <w:start w:val="1"/>
+      <w:numFmt w:val="decimal"/>
+      <w:lvlText w:val="%1."/>
+      <w:lvlJc w:val="left"/>
+      <w:pPr>
+        <w:ind w:left="425" w:hanging="425"/>
+      </w:pPr>
+      <w:rPr>
+        <w:rFonts w:hint="default"/>
+      </w:rPr>
+    </w:lvl>
+  </w:abstractNum>
+  <w:abstractNum w:abstractNumId="1">
     <w:nsid w:val="D24A4F2A"/>
     <w:multiLevelType w:val="singleLevel"/>
     <w:tmpl w:val="D24A4F2A"/>
@@ -2143,7 +2552,7 @@
       </w:pPr>
     </w:lvl>
   </w:abstractNum>
-  <w:abstractNum w:abstractNumId="1">
+  <w:abstractNum w:abstractNumId="2">
     <w:nsid w:val="E3B728DF"/>
     <w:multiLevelType w:val="singleLevel"/>
     <w:tmpl w:val="E3B728DF"/>
@@ -2159,7 +2568,7 @@
       </w:pPr>
     </w:lvl>
   </w:abstractNum>
-  <w:abstractNum w:abstractNumId="2">
+  <w:abstractNum w:abstractNumId="3">
     <w:nsid w:val="F3876FF3"/>
     <w:multiLevelType w:val="singleLevel"/>
     <w:tmpl w:val="F3876FF3"/>
@@ -2175,7 +2584,24 @@
       </w:pPr>
     </w:lvl>
   </w:abstractNum>
-  <w:abstractNum w:abstractNumId="3">
+  <w:abstractNum w:abstractNumId="4">
+    <w:nsid w:val="1091D6E0"/>
+    <w:multiLevelType w:val="singleLevel"/>
+    <w:tmpl w:val="1091D6E0"/>
+    <w:lvl w:ilvl="0" w:tentative="0">
+      <w:start w:val="1"/>
+      <w:numFmt w:val="lowerLetter"/>
+      <w:lvlText w:val="%1."/>
+      <w:lvlJc w:val="left"/>
+      <w:pPr>
+        <w:ind w:left="425" w:hanging="425"/>
+      </w:pPr>
+      <w:rPr>
+        <w:rFonts w:hint="default"/>
+      </w:rPr>
+    </w:lvl>
+  </w:abstractNum>
+  <w:abstractNum w:abstractNumId="5">
     <w:nsid w:val="205F3865"/>
     <w:multiLevelType w:val="singleLevel"/>
     <w:tmpl w:val="205F3865"/>
@@ -2187,7 +2613,7 @@
       <w:lvlJc w:val="left"/>
     </w:lvl>
   </w:abstractNum>
-  <w:abstractNum w:abstractNumId="4">
+  <w:abstractNum w:abstractNumId="6">
     <w:nsid w:val="589F94B2"/>
     <w:multiLevelType w:val="singleLevel"/>
     <w:tmpl w:val="589F94B2"/>
@@ -2204,19 +2630,25 @@
     </w:lvl>
   </w:abstractNum>
   <w:num w:numId="1">
+    <w:abstractNumId w:val="1"/>
+  </w:num>
+  <w:num w:numId="2">
+    <w:abstractNumId w:val="3"/>
+  </w:num>
+  <w:num w:numId="3">
+    <w:abstractNumId w:val="6"/>
+  </w:num>
+  <w:num w:numId="4">
+    <w:abstractNumId w:val="5"/>
+  </w:num>
+  <w:num w:numId="5">
+    <w:abstractNumId w:val="2"/>
+  </w:num>
+  <w:num w:numId="6">
     <w:abstractNumId w:val="0"/>
   </w:num>
-  <w:num w:numId="2">
-    <w:abstractNumId w:val="2"/>
-  </w:num>
-  <w:num w:numId="3">
+  <w:num w:numId="7">
     <w:abstractNumId w:val="4"/>
-  </w:num>
-  <w:num w:numId="4">
-    <w:abstractNumId w:val="3"/>
-  </w:num>
-  <w:num w:numId="5">
-    <w:abstractNumId w:val="1"/>
   </w:num>
 </w:numbering>
 </file>
